--- a/docs/source/Положение_Лидеры_права_2027.docx
+++ b/docs/source/Положение_Лидеры_права_2027.docx
@@ -2488,7 +2488,7 @@
                 <w:sz w:val="24"/>
                 <w:szCs w:val="24"/>
               </w:rPr>
-              <w:t>Опубликование протокола итогов первого этапа (12 команд-финалистов)</w:t>
+              <w:t xml:space="preserve">Опубликование протокола итогов первого этапа (от 10 команд-финалистов)</w:t>
             </w:r>
           </w:p>
         </w:tc>
@@ -2935,7 +2935,7 @@
         <w:jc w:val="both"/>
       </w:pPr>
       <w:r>
-        <w:t>– согласия на обработку персональных данных каждого участника и наставника (Приложения № 10–12), а для участников, не достигших 18 лет, – согласие законного представителя (Приложение № 11).</w:t>
+        <w:t xml:space="preserve">– согласия на обработку персональных данных каждого участника и наставника (Приложения № 10–12), оформляемые в электронной форме при заполнении заявки, а для участников, не достигших 18 лет, – согласие законного представителя (Приложение № 11).</w:t>
       </w:r>
     </w:p>
     <w:p>
@@ -3287,7 +3287,7 @@
         <w:jc w:val="both"/>
       </w:pPr>
       <w:r>
-        <w:t>9.3.1. Команды-финалисты формируются Оргкомитетом в 4 (четыре) группы по 3 (три) команды с учетом выбранных направлений (Приложение № 2).</w:t>
+        <w:t xml:space="preserve">9.3.1. Команды-финалисты формируются Оргкомитетом в группы по 3 (три) команды; при числе финалистов, не кратном трём, состав групп определяется Оргкомитетом с учетом выбранных направлений (Приложение № 2).</w:t>
       </w:r>
     </w:p>
     <w:p>
@@ -6350,11 +6350,11 @@
         <w:jc w:val="both"/>
       </w:pPr>
       <w:r>
-        <w:t xml:space="preserve">14.3. Согласие на обработку персональных данных (Приложение № 10 или № 11) и согласие на обработку персональных данных, разрешенных субъектом для распространения (Приложение № 12), оформляются отдельно друг от друга. Непредставление согласия, предусмотренного Приложениями </w:t>
+        <w:t xml:space="preserve">14.3. Согласие на обработку персональных данных (Приложение № 10 или № 11) и согласие на обработку персональных данных, разрешенных субъектом для распространения (Приложение № 12), оформляются отдельно друг от друга. Согласия могут быть оформлены в электронной форме посредством проставления отметки на официальном сайте Конкурса; при этом фиксируются дата, время, сетевой адрес и версия текста согласия. Непредставление согласия, предусмотренного Приложениями № 10 или № 11, является основанием для отказа в допуске к участию. Согласие может быть отозвано субъектом в любое время путем направления письменного заявления оператору; отзыв согласия до завершения Конкурса влечет прекращение участия соответствующего лица.</w:t>
       </w:r>
       <w:r>
         <w:lastRenderedPageBreak/>
-        <w:t>№ 10 или № 11, является основанием для отказа в допуске к участию. Согласие может быть отозвано субъектом в любое время путем направления письменного заявления оператору; отзыв согласия до завершения Конкурса влечет прекращение участия соответствующего лица.</w:t>
+        <w:t xml:space="preserve"/>
       </w:r>
     </w:p>
     <w:p>
@@ -6549,7 +6549,7 @@
         <w:jc w:val="both"/>
       </w:pPr>
       <w:r>
-        <w:t>17.3. Электронная форма подачи заявки: https://forms.yandex.ru/cloud/68f727b949af4705e4c92a3d/.</w:t>
+        <w:t xml:space="preserve">17.3. Электронная форма подачи заявки: https://lideryprava.ru/apply.</w:t>
       </w:r>
     </w:p>
     <w:p>

--- a/docs/source/Положение_Лидеры_права_2027.docx
+++ b/docs/source/Положение_Лидеры_права_2027.docx
@@ -12,66 +12,12 @@
         <w:tblLook w:val="04A0" w:firstRow="1" w:lastRow="0" w:firstColumn="1" w:lastColumn="0" w:noHBand="0" w:noVBand="1"/>
       </w:tblPr>
       <w:tblGrid>
-        <w:gridCol w:w="4500"/>
-        <w:gridCol w:w="4855"/>
+        <w:gridCol w:w="9355"/>
       </w:tblGrid>
       <w:tr>
         <w:tc>
           <w:tcPr>
-            <w:tcW w:w="4500" w:type="dxa"/>
-          </w:tcPr>
-          <w:p>
-            <w:r>
-              <w:rPr>
-                <w:b/>
-                <w:bCs/>
-                <w:sz w:val="24"/>
-                <w:szCs w:val="24"/>
-              </w:rPr>
-              <w:t>СОГЛАСОВАНО</w:t>
-            </w:r>
-          </w:p>
-          <w:p>
-            <w:r>
-              <w:rPr>
-                <w:sz w:val="24"/>
-                <w:szCs w:val="24"/>
-              </w:rPr>
-              <w:t>Ректор ФГБОУ ВО «Саратовская</w:t>
-            </w:r>
-          </w:p>
-          <w:p>
-            <w:r>
-              <w:rPr>
-                <w:sz w:val="24"/>
-                <w:szCs w:val="24"/>
-              </w:rPr>
-              <w:t>государственная юридическая академия»</w:t>
-            </w:r>
-          </w:p>
-          <w:p/>
-          <w:p>
-            <w:r>
-              <w:rPr>
-                <w:sz w:val="24"/>
-                <w:szCs w:val="24"/>
-              </w:rPr>
-              <w:t>_______________ / ______________</w:t>
-            </w:r>
-          </w:p>
-          <w:p>
-            <w:r>
-              <w:rPr>
-                <w:sz w:val="24"/>
-                <w:szCs w:val="24"/>
-              </w:rPr>
-              <w:t>«___» ____________ 2026 г.</w:t>
-            </w:r>
-          </w:p>
-        </w:tc>
-        <w:tc>
-          <w:tcPr>
-            <w:tcW w:w="4855" w:type="dxa"/>
+            <w:tcW w:w="9355" w:type="dxa"/>
           </w:tcPr>
           <w:p>
             <w:r>

--- a/docs/source/Положение_Лидеры_права_2027.docx
+++ b/docs/source/Положение_Лидеры_права_2027.docx
@@ -2881,7 +2881,7 @@
         <w:jc w:val="both"/>
       </w:pPr>
       <w:r>
-        <w:t xml:space="preserve">– согласия на обработку персональных данных каждого участника и наставника (Приложения № 10–12), оформляемые в электронной форме при заполнении заявки, а для участников, не достигших 18 лет, – согласие законного представителя (Приложение № 11).</w:t>
+        <w:t xml:space="preserve">– согласия на обработку персональных данных каждого участника и наставника (Приложения № 10–12), оформляемые в электронной форме при заполнении заявки, а для участников, не достигших 18 лет, – согласие законного представителя (Приложение № 11) с приложением скана подписанного бланка.</w:t>
       </w:r>
     </w:p>
     <w:p>
@@ -6296,7 +6296,7 @@
         <w:jc w:val="both"/>
       </w:pPr>
       <w:r>
-        <w:t xml:space="preserve">14.3. Согласие на обработку персональных данных (Приложение № 10 или № 11) и согласие на обработку персональных данных, разрешенных субъектом для распространения (Приложение № 12), оформляются отдельно друг от друга. Согласия могут быть оформлены в электронной форме посредством проставления отметки на официальном сайте Конкурса; при этом фиксируются дата, время, сетевой адрес и версия текста согласия. Непредставление согласия, предусмотренного Приложениями № 10 или № 11, является основанием для отказа в допуске к участию. Согласие может быть отозвано субъектом в любое время путем направления письменного заявления оператору; отзыв согласия до завершения Конкурса влечет прекращение участия соответствующего лица.</w:t>
+        <w:t xml:space="preserve">14.3. Согласие на обработку персональных данных (Приложение № 10 или № 11) и согласие на обработку персональных данных, разрешенных субъектом для распространения (Приложение № 12), оформляются отдельно друг от друга. Согласия могут быть оформлены в электронной форме посредством проставления отметки на официальном сайте Конкурса; при этом фиксируются дата, время, сетевой адрес и версия текста согласия. Согласие законного представителя (Приложение № 11) дополнительно представляется в виде скана подписанного бланка. Непредставление согласия, предусмотренного Приложениями № 10 или № 11, является основанием для отказа в допуске к участию. Согласие может быть отозвано субъектом в любое время путем направления письменного заявления оператору; отзыв согласия до завершения Конкурса влечет прекращение участия соответствующего лица.</w:t>
       </w:r>
       <w:r>
         <w:lastRenderedPageBreak/>
